--- a/ds/turmas/1DES_B/LER/aula04/documento-requisitos.docx
+++ b/ds/turmas/1DES_B/LER/aula04/documento-requisitos.docx
@@ -525,13 +525,849 @@
         <w:jc w:val="left"/>
       </w:pPr>
     </w:p>
-    <w:p>
-      <w:pPr>
-        <w:spacing w:before="0" w:after="160" w:line="278" w:lineRule="auto"/>
-        <w:ind w:firstLine="0"/>
-        <w:jc w:val="left"/>
-      </w:pPr>
-    </w:p>
+    <w:sdt>
+      <w:sdtPr>
+        <w:id w:val="-1865270826"/>
+        <w:docPartObj>
+          <w:docPartGallery w:val="Table of Contents"/>
+          <w:docPartUnique/>
+        </w:docPartObj>
+      </w:sdtPr>
+      <w:sdtEndPr>
+        <w:rPr>
+          <w:rFonts w:ascii="Arial" w:eastAsiaTheme="minorHAnsi" w:hAnsi="Arial" w:cstheme="minorBidi"/>
+          <w:b/>
+          <w:bCs/>
+          <w:color w:val="auto"/>
+          <w:kern w:val="2"/>
+          <w:sz w:val="24"/>
+          <w:szCs w:val="24"/>
+          <w:lang w:eastAsia="en-US"/>
+          <w14:ligatures w14:val="standardContextual"/>
+        </w:rPr>
+      </w:sdtEndPr>
+      <w:sdtContent>
+        <w:p>
+          <w:pPr>
+            <w:pStyle w:val="CabealhodoSumrio"/>
+          </w:pPr>
+        </w:p>
+        <w:p>
+          <w:pPr>
+            <w:pStyle w:val="Sumrio1"/>
+            <w:tabs>
+              <w:tab w:val="left" w:pos="1200"/>
+              <w:tab w:val="right" w:leader="dot" w:pos="9061"/>
+            </w:tabs>
+            <w:rPr>
+              <w:rFonts w:asciiTheme="minorHAnsi" w:eastAsiaTheme="minorEastAsia" w:hAnsiTheme="minorHAnsi"/>
+              <w:noProof/>
+              <w:lang w:eastAsia="pt-BR"/>
+            </w:rPr>
+          </w:pPr>
+          <w:r>
+            <w:fldChar w:fldCharType="begin"/>
+          </w:r>
+          <w:r>
+            <w:instrText xml:space="preserve"> TOC \o "1-3" \h \z \u </w:instrText>
+          </w:r>
+          <w:r>
+            <w:fldChar w:fldCharType="separate"/>
+          </w:r>
+          <w:hyperlink w:anchor="_Toc227832798" w:history="1">
+            <w:r>
+              <w:rPr>
+                <w:rStyle w:val="Hyperlink"/>
+                <w:noProof/>
+              </w:rPr>
+              <w:t>1.</w:t>
+            </w:r>
+            <w:r>
+              <w:rPr>
+                <w:rFonts w:asciiTheme="minorHAnsi" w:eastAsiaTheme="minorEastAsia" w:hAnsiTheme="minorHAnsi"/>
+                <w:noProof/>
+                <w:lang w:eastAsia="pt-BR"/>
+              </w:rPr>
+              <w:tab/>
+            </w:r>
+            <w:r>
+              <w:rPr>
+                <w:rStyle w:val="Hyperlink"/>
+                <w:noProof/>
+              </w:rPr>
+              <w:t>Regras de Negócio</w:t>
+            </w:r>
+            <w:r>
+              <w:rPr>
+                <w:noProof/>
+                <w:webHidden/>
+              </w:rPr>
+              <w:tab/>
+            </w:r>
+            <w:r>
+              <w:rPr>
+                <w:noProof/>
+                <w:webHidden/>
+              </w:rPr>
+              <w:fldChar w:fldCharType="begin"/>
+            </w:r>
+            <w:r>
+              <w:rPr>
+                <w:noProof/>
+                <w:webHidden/>
+              </w:rPr>
+              <w:instrText xml:space="preserve"> PAGEREF _Toc227832798 \h </w:instrText>
+            </w:r>
+            <w:r>
+              <w:rPr>
+                <w:noProof/>
+                <w:webHidden/>
+              </w:rPr>
+            </w:r>
+            <w:r>
+              <w:rPr>
+                <w:noProof/>
+                <w:webHidden/>
+              </w:rPr>
+              <w:fldChar w:fldCharType="separate"/>
+            </w:r>
+            <w:r>
+              <w:rPr>
+                <w:noProof/>
+                <w:webHidden/>
+              </w:rPr>
+              <w:t>6</w:t>
+            </w:r>
+            <w:r>
+              <w:rPr>
+                <w:noProof/>
+                <w:webHidden/>
+              </w:rPr>
+              <w:fldChar w:fldCharType="end"/>
+            </w:r>
+          </w:hyperlink>
+        </w:p>
+        <w:p>
+          <w:pPr>
+            <w:pStyle w:val="Sumrio2"/>
+            <w:tabs>
+              <w:tab w:val="right" w:leader="dot" w:pos="9061"/>
+            </w:tabs>
+            <w:rPr>
+              <w:rFonts w:asciiTheme="minorHAnsi" w:eastAsiaTheme="minorEastAsia" w:hAnsiTheme="minorHAnsi"/>
+              <w:noProof/>
+              <w:lang w:eastAsia="pt-BR"/>
+            </w:rPr>
+          </w:pPr>
+          <w:hyperlink w:anchor="_Toc227832799" w:history="1">
+            <w:r>
+              <w:rPr>
+                <w:rStyle w:val="Hyperlink"/>
+                <w:noProof/>
+              </w:rPr>
+              <w:t>Sistema de E-commerce (Comércio  Eletrônico)</w:t>
+            </w:r>
+            <w:r>
+              <w:rPr>
+                <w:noProof/>
+                <w:webHidden/>
+              </w:rPr>
+              <w:tab/>
+            </w:r>
+            <w:r>
+              <w:rPr>
+                <w:noProof/>
+                <w:webHidden/>
+              </w:rPr>
+              <w:fldChar w:fldCharType="begin"/>
+            </w:r>
+            <w:r>
+              <w:rPr>
+                <w:noProof/>
+                <w:webHidden/>
+              </w:rPr>
+              <w:instrText xml:space="preserve"> PAGEREF _Toc227832799 \h </w:instrText>
+            </w:r>
+            <w:r>
+              <w:rPr>
+                <w:noProof/>
+                <w:webHidden/>
+              </w:rPr>
+            </w:r>
+            <w:r>
+              <w:rPr>
+                <w:noProof/>
+                <w:webHidden/>
+              </w:rPr>
+              <w:fldChar w:fldCharType="separate"/>
+            </w:r>
+            <w:r>
+              <w:rPr>
+                <w:noProof/>
+                <w:webHidden/>
+              </w:rPr>
+              <w:t>6</w:t>
+            </w:r>
+            <w:r>
+              <w:rPr>
+                <w:noProof/>
+                <w:webHidden/>
+              </w:rPr>
+              <w:fldChar w:fldCharType="end"/>
+            </w:r>
+          </w:hyperlink>
+        </w:p>
+        <w:p>
+          <w:pPr>
+            <w:pStyle w:val="Sumrio1"/>
+            <w:tabs>
+              <w:tab w:val="left" w:pos="1200"/>
+              <w:tab w:val="right" w:leader="dot" w:pos="9061"/>
+            </w:tabs>
+            <w:rPr>
+              <w:rFonts w:asciiTheme="minorHAnsi" w:eastAsiaTheme="minorEastAsia" w:hAnsiTheme="minorHAnsi"/>
+              <w:noProof/>
+              <w:lang w:eastAsia="pt-BR"/>
+            </w:rPr>
+          </w:pPr>
+          <w:hyperlink w:anchor="_Toc227832800" w:history="1">
+            <w:r>
+              <w:rPr>
+                <w:rStyle w:val="Hyperlink"/>
+                <w:noProof/>
+              </w:rPr>
+              <w:t>2.</w:t>
+            </w:r>
+            <w:r>
+              <w:rPr>
+                <w:rFonts w:asciiTheme="minorHAnsi" w:eastAsiaTheme="minorEastAsia" w:hAnsiTheme="minorHAnsi"/>
+                <w:noProof/>
+                <w:lang w:eastAsia="pt-BR"/>
+              </w:rPr>
+              <w:tab/>
+            </w:r>
+            <w:r>
+              <w:rPr>
+                <w:rStyle w:val="Hyperlink"/>
+                <w:noProof/>
+              </w:rPr>
+              <w:t>Requisitos Funcionais</w:t>
+            </w:r>
+            <w:r>
+              <w:rPr>
+                <w:noProof/>
+                <w:webHidden/>
+              </w:rPr>
+              <w:tab/>
+            </w:r>
+            <w:r>
+              <w:rPr>
+                <w:noProof/>
+                <w:webHidden/>
+              </w:rPr>
+              <w:fldChar w:fldCharType="begin"/>
+            </w:r>
+            <w:r>
+              <w:rPr>
+                <w:noProof/>
+                <w:webHidden/>
+              </w:rPr>
+              <w:instrText xml:space="preserve"> PAGEREF _Toc227832800 \h </w:instrText>
+            </w:r>
+            <w:r>
+              <w:rPr>
+                <w:noProof/>
+                <w:webHidden/>
+              </w:rPr>
+            </w:r>
+            <w:r>
+              <w:rPr>
+                <w:noProof/>
+                <w:webHidden/>
+              </w:rPr>
+              <w:fldChar w:fldCharType="separate"/>
+            </w:r>
+            <w:r>
+              <w:rPr>
+                <w:noProof/>
+                <w:webHidden/>
+              </w:rPr>
+              <w:t>7</w:t>
+            </w:r>
+            <w:r>
+              <w:rPr>
+                <w:noProof/>
+                <w:webHidden/>
+              </w:rPr>
+              <w:fldChar w:fldCharType="end"/>
+            </w:r>
+          </w:hyperlink>
+        </w:p>
+        <w:p>
+          <w:pPr>
+            <w:pStyle w:val="Sumrio2"/>
+            <w:tabs>
+              <w:tab w:val="right" w:leader="dot" w:pos="9061"/>
+            </w:tabs>
+            <w:rPr>
+              <w:rFonts w:asciiTheme="minorHAnsi" w:eastAsiaTheme="minorEastAsia" w:hAnsiTheme="minorHAnsi"/>
+              <w:noProof/>
+              <w:lang w:eastAsia="pt-BR"/>
+            </w:rPr>
+          </w:pPr>
+          <w:hyperlink w:anchor="_Toc227832801" w:history="1">
+            <w:r>
+              <w:rPr>
+                <w:rStyle w:val="Hyperlink"/>
+                <w:noProof/>
+              </w:rPr>
+              <w:t>Sistema de E-commerce (Comércio  Eletrônico)</w:t>
+            </w:r>
+            <w:r>
+              <w:rPr>
+                <w:noProof/>
+                <w:webHidden/>
+              </w:rPr>
+              <w:tab/>
+            </w:r>
+            <w:r>
+              <w:rPr>
+                <w:noProof/>
+                <w:webHidden/>
+              </w:rPr>
+              <w:fldChar w:fldCharType="begin"/>
+            </w:r>
+            <w:r>
+              <w:rPr>
+                <w:noProof/>
+                <w:webHidden/>
+              </w:rPr>
+              <w:instrText xml:space="preserve"> PAGEREF _Toc227832801 \h </w:instrText>
+            </w:r>
+            <w:r>
+              <w:rPr>
+                <w:noProof/>
+                <w:webHidden/>
+              </w:rPr>
+            </w:r>
+            <w:r>
+              <w:rPr>
+                <w:noProof/>
+                <w:webHidden/>
+              </w:rPr>
+              <w:fldChar w:fldCharType="separate"/>
+            </w:r>
+            <w:r>
+              <w:rPr>
+                <w:noProof/>
+                <w:webHidden/>
+              </w:rPr>
+              <w:t>7</w:t>
+            </w:r>
+            <w:r>
+              <w:rPr>
+                <w:noProof/>
+                <w:webHidden/>
+              </w:rPr>
+              <w:fldChar w:fldCharType="end"/>
+            </w:r>
+          </w:hyperlink>
+        </w:p>
+        <w:p>
+          <w:pPr>
+            <w:pStyle w:val="Sumrio1"/>
+            <w:tabs>
+              <w:tab w:val="left" w:pos="1200"/>
+              <w:tab w:val="right" w:leader="dot" w:pos="9061"/>
+            </w:tabs>
+            <w:rPr>
+              <w:rFonts w:asciiTheme="minorHAnsi" w:eastAsiaTheme="minorEastAsia" w:hAnsiTheme="minorHAnsi"/>
+              <w:noProof/>
+              <w:lang w:eastAsia="pt-BR"/>
+            </w:rPr>
+          </w:pPr>
+          <w:hyperlink w:anchor="_Toc227832802" w:history="1">
+            <w:r>
+              <w:rPr>
+                <w:rStyle w:val="Hyperlink"/>
+                <w:noProof/>
+              </w:rPr>
+              <w:t>3.</w:t>
+            </w:r>
+            <w:r>
+              <w:rPr>
+                <w:rFonts w:asciiTheme="minorHAnsi" w:eastAsiaTheme="minorEastAsia" w:hAnsiTheme="minorHAnsi"/>
+                <w:noProof/>
+                <w:lang w:eastAsia="pt-BR"/>
+              </w:rPr>
+              <w:tab/>
+            </w:r>
+            <w:r>
+              <w:rPr>
+                <w:rStyle w:val="Hyperlink"/>
+                <w:noProof/>
+              </w:rPr>
+              <w:t>REQUISITOS NÃO FUNCIONAIS</w:t>
+            </w:r>
+            <w:r>
+              <w:rPr>
+                <w:noProof/>
+                <w:webHidden/>
+              </w:rPr>
+              <w:tab/>
+            </w:r>
+            <w:r>
+              <w:rPr>
+                <w:noProof/>
+                <w:webHidden/>
+              </w:rPr>
+              <w:fldChar w:fldCharType="begin"/>
+            </w:r>
+            <w:r>
+              <w:rPr>
+                <w:noProof/>
+                <w:webHidden/>
+              </w:rPr>
+              <w:instrText xml:space="preserve"> PAGEREF _Toc227832802 \h </w:instrText>
+            </w:r>
+            <w:r>
+              <w:rPr>
+                <w:noProof/>
+                <w:webHidden/>
+              </w:rPr>
+            </w:r>
+            <w:r>
+              <w:rPr>
+                <w:noProof/>
+                <w:webHidden/>
+              </w:rPr>
+              <w:fldChar w:fldCharType="separate"/>
+            </w:r>
+            <w:r>
+              <w:rPr>
+                <w:noProof/>
+                <w:webHidden/>
+              </w:rPr>
+              <w:t>11</w:t>
+            </w:r>
+            <w:r>
+              <w:rPr>
+                <w:noProof/>
+                <w:webHidden/>
+              </w:rPr>
+              <w:fldChar w:fldCharType="end"/>
+            </w:r>
+          </w:hyperlink>
+        </w:p>
+        <w:p>
+          <w:pPr>
+            <w:pStyle w:val="Sumrio2"/>
+            <w:tabs>
+              <w:tab w:val="right" w:leader="dot" w:pos="9061"/>
+            </w:tabs>
+            <w:rPr>
+              <w:rFonts w:asciiTheme="minorHAnsi" w:eastAsiaTheme="minorEastAsia" w:hAnsiTheme="minorHAnsi"/>
+              <w:noProof/>
+              <w:lang w:eastAsia="pt-BR"/>
+            </w:rPr>
+          </w:pPr>
+          <w:hyperlink w:anchor="_Toc227832803" w:history="1">
+            <w:r>
+              <w:rPr>
+                <w:rStyle w:val="Hyperlink"/>
+                <w:noProof/>
+              </w:rPr>
+              <w:t>Sistema de E-commerce (Comércio  Eletrônico)</w:t>
+            </w:r>
+            <w:r>
+              <w:rPr>
+                <w:noProof/>
+                <w:webHidden/>
+              </w:rPr>
+              <w:tab/>
+            </w:r>
+            <w:r>
+              <w:rPr>
+                <w:noProof/>
+                <w:webHidden/>
+              </w:rPr>
+              <w:fldChar w:fldCharType="begin"/>
+            </w:r>
+            <w:r>
+              <w:rPr>
+                <w:noProof/>
+                <w:webHidden/>
+              </w:rPr>
+              <w:instrText xml:space="preserve"> PAGEREF _Toc227832803 \h </w:instrText>
+            </w:r>
+            <w:r>
+              <w:rPr>
+                <w:noProof/>
+                <w:webHidden/>
+              </w:rPr>
+            </w:r>
+            <w:r>
+              <w:rPr>
+                <w:noProof/>
+                <w:webHidden/>
+              </w:rPr>
+              <w:fldChar w:fldCharType="separate"/>
+            </w:r>
+            <w:r>
+              <w:rPr>
+                <w:noProof/>
+                <w:webHidden/>
+              </w:rPr>
+              <w:t>11</w:t>
+            </w:r>
+            <w:r>
+              <w:rPr>
+                <w:noProof/>
+                <w:webHidden/>
+              </w:rPr>
+              <w:fldChar w:fldCharType="end"/>
+            </w:r>
+          </w:hyperlink>
+        </w:p>
+        <w:p>
+          <w:pPr>
+            <w:pStyle w:val="Sumrio1"/>
+            <w:tabs>
+              <w:tab w:val="left" w:pos="1200"/>
+              <w:tab w:val="right" w:leader="dot" w:pos="9061"/>
+            </w:tabs>
+            <w:rPr>
+              <w:rFonts w:asciiTheme="minorHAnsi" w:eastAsiaTheme="minorEastAsia" w:hAnsiTheme="minorHAnsi"/>
+              <w:noProof/>
+              <w:lang w:eastAsia="pt-BR"/>
+            </w:rPr>
+          </w:pPr>
+          <w:hyperlink w:anchor="_Toc227832804" w:history="1">
+            <w:r>
+              <w:rPr>
+                <w:rStyle w:val="Hyperlink"/>
+                <w:noProof/>
+              </w:rPr>
+              <w:t>4.</w:t>
+            </w:r>
+            <w:r>
+              <w:rPr>
+                <w:rFonts w:asciiTheme="minorHAnsi" w:eastAsiaTheme="minorEastAsia" w:hAnsiTheme="minorHAnsi"/>
+                <w:noProof/>
+                <w:lang w:eastAsia="pt-BR"/>
+              </w:rPr>
+              <w:tab/>
+            </w:r>
+            <w:r>
+              <w:rPr>
+                <w:rStyle w:val="Hyperlink"/>
+                <w:noProof/>
+              </w:rPr>
+              <w:t>WIREFRAMES</w:t>
+            </w:r>
+            <w:r>
+              <w:rPr>
+                <w:noProof/>
+                <w:webHidden/>
+              </w:rPr>
+              <w:tab/>
+            </w:r>
+            <w:r>
+              <w:rPr>
+                <w:noProof/>
+                <w:webHidden/>
+              </w:rPr>
+              <w:fldChar w:fldCharType="begin"/>
+            </w:r>
+            <w:r>
+              <w:rPr>
+                <w:noProof/>
+                <w:webHidden/>
+              </w:rPr>
+              <w:instrText xml:space="preserve"> PAGEREF _Toc227832804 \h </w:instrText>
+            </w:r>
+            <w:r>
+              <w:rPr>
+                <w:noProof/>
+                <w:webHidden/>
+              </w:rPr>
+            </w:r>
+            <w:r>
+              <w:rPr>
+                <w:noProof/>
+                <w:webHidden/>
+              </w:rPr>
+              <w:fldChar w:fldCharType="separate"/>
+            </w:r>
+            <w:r>
+              <w:rPr>
+                <w:noProof/>
+                <w:webHidden/>
+              </w:rPr>
+              <w:t>12</w:t>
+            </w:r>
+            <w:r>
+              <w:rPr>
+                <w:noProof/>
+                <w:webHidden/>
+              </w:rPr>
+              <w:fldChar w:fldCharType="end"/>
+            </w:r>
+          </w:hyperlink>
+        </w:p>
+        <w:p>
+          <w:pPr>
+            <w:pStyle w:val="Sumrio1"/>
+            <w:tabs>
+              <w:tab w:val="left" w:pos="1200"/>
+              <w:tab w:val="right" w:leader="dot" w:pos="9061"/>
+            </w:tabs>
+            <w:rPr>
+              <w:rFonts w:asciiTheme="minorHAnsi" w:eastAsiaTheme="minorEastAsia" w:hAnsiTheme="minorHAnsi"/>
+              <w:noProof/>
+              <w:lang w:eastAsia="pt-BR"/>
+            </w:rPr>
+          </w:pPr>
+          <w:hyperlink w:anchor="_Toc227832805" w:history="1">
+            <w:r>
+              <w:rPr>
+                <w:rStyle w:val="Hyperlink"/>
+                <w:noProof/>
+              </w:rPr>
+              <w:t>5.</w:t>
+            </w:r>
+            <w:r>
+              <w:rPr>
+                <w:rFonts w:asciiTheme="minorHAnsi" w:eastAsiaTheme="minorEastAsia" w:hAnsiTheme="minorHAnsi"/>
+                <w:noProof/>
+                <w:lang w:eastAsia="pt-BR"/>
+              </w:rPr>
+              <w:tab/>
+            </w:r>
+            <w:r>
+              <w:rPr>
+                <w:rStyle w:val="Hyperlink"/>
+                <w:noProof/>
+              </w:rPr>
+              <w:t>ORÇAMENTO</w:t>
+            </w:r>
+            <w:r>
+              <w:rPr>
+                <w:noProof/>
+                <w:webHidden/>
+              </w:rPr>
+              <w:tab/>
+            </w:r>
+            <w:r>
+              <w:rPr>
+                <w:noProof/>
+                <w:webHidden/>
+              </w:rPr>
+              <w:fldChar w:fldCharType="begin"/>
+            </w:r>
+            <w:r>
+              <w:rPr>
+                <w:noProof/>
+                <w:webHidden/>
+              </w:rPr>
+              <w:instrText xml:space="preserve"> PAGEREF _Toc227832805 \h </w:instrText>
+            </w:r>
+            <w:r>
+              <w:rPr>
+                <w:noProof/>
+                <w:webHidden/>
+              </w:rPr>
+            </w:r>
+            <w:r>
+              <w:rPr>
+                <w:noProof/>
+                <w:webHidden/>
+              </w:rPr>
+              <w:fldChar w:fldCharType="separate"/>
+            </w:r>
+            <w:r>
+              <w:rPr>
+                <w:noProof/>
+                <w:webHidden/>
+              </w:rPr>
+              <w:t>13</w:t>
+            </w:r>
+            <w:r>
+              <w:rPr>
+                <w:noProof/>
+                <w:webHidden/>
+              </w:rPr>
+              <w:fldChar w:fldCharType="end"/>
+            </w:r>
+          </w:hyperlink>
+        </w:p>
+        <w:p>
+          <w:pPr>
+            <w:pStyle w:val="Sumrio2"/>
+            <w:tabs>
+              <w:tab w:val="right" w:leader="dot" w:pos="9061"/>
+            </w:tabs>
+            <w:rPr>
+              <w:rFonts w:asciiTheme="minorHAnsi" w:eastAsiaTheme="minorEastAsia" w:hAnsiTheme="minorHAnsi"/>
+              <w:noProof/>
+              <w:lang w:eastAsia="pt-BR"/>
+            </w:rPr>
+          </w:pPr>
+          <w:hyperlink w:anchor="_Toc227832806" w:history="1">
+            <w:r>
+              <w:rPr>
+                <w:rStyle w:val="Hyperlink"/>
+                <w:noProof/>
+              </w:rPr>
+              <w:t>Sistema de E-commerce (Comércio  Eletrônico)</w:t>
+            </w:r>
+            <w:r>
+              <w:rPr>
+                <w:noProof/>
+                <w:webHidden/>
+              </w:rPr>
+              <w:tab/>
+            </w:r>
+            <w:r>
+              <w:rPr>
+                <w:noProof/>
+                <w:webHidden/>
+              </w:rPr>
+              <w:fldChar w:fldCharType="begin"/>
+            </w:r>
+            <w:r>
+              <w:rPr>
+                <w:noProof/>
+                <w:webHidden/>
+              </w:rPr>
+              <w:instrText xml:space="preserve"> PAGEREF _Toc227832806 \h </w:instrText>
+            </w:r>
+            <w:r>
+              <w:rPr>
+                <w:noProof/>
+                <w:webHidden/>
+              </w:rPr>
+            </w:r>
+            <w:r>
+              <w:rPr>
+                <w:noProof/>
+                <w:webHidden/>
+              </w:rPr>
+              <w:fldChar w:fldCharType="separate"/>
+            </w:r>
+            <w:r>
+              <w:rPr>
+                <w:noProof/>
+                <w:webHidden/>
+              </w:rPr>
+              <w:t>13</w:t>
+            </w:r>
+            <w:r>
+              <w:rPr>
+                <w:noProof/>
+                <w:webHidden/>
+              </w:rPr>
+              <w:fldChar w:fldCharType="end"/>
+            </w:r>
+          </w:hyperlink>
+        </w:p>
+        <w:p>
+          <w:pPr>
+            <w:pStyle w:val="Sumrio1"/>
+            <w:tabs>
+              <w:tab w:val="left" w:pos="1200"/>
+              <w:tab w:val="right" w:leader="dot" w:pos="9061"/>
+            </w:tabs>
+            <w:rPr>
+              <w:rFonts w:asciiTheme="minorHAnsi" w:eastAsiaTheme="minorEastAsia" w:hAnsiTheme="minorHAnsi"/>
+              <w:noProof/>
+              <w:lang w:eastAsia="pt-BR"/>
+            </w:rPr>
+          </w:pPr>
+          <w:hyperlink w:anchor="_Toc227832807" w:history="1">
+            <w:r>
+              <w:rPr>
+                <w:rStyle w:val="Hyperlink"/>
+                <w:noProof/>
+              </w:rPr>
+              <w:t>6.</w:t>
+            </w:r>
+            <w:r>
+              <w:rPr>
+                <w:rFonts w:asciiTheme="minorHAnsi" w:eastAsiaTheme="minorEastAsia" w:hAnsiTheme="minorHAnsi"/>
+                <w:noProof/>
+                <w:lang w:eastAsia="pt-BR"/>
+              </w:rPr>
+              <w:tab/>
+            </w:r>
+            <w:r>
+              <w:rPr>
+                <w:rStyle w:val="Hyperlink"/>
+                <w:noProof/>
+              </w:rPr>
+              <w:t>ENTREGAS</w:t>
+            </w:r>
+            <w:r>
+              <w:rPr>
+                <w:noProof/>
+                <w:webHidden/>
+              </w:rPr>
+              <w:tab/>
+            </w:r>
+            <w:r>
+              <w:rPr>
+                <w:noProof/>
+                <w:webHidden/>
+              </w:rPr>
+              <w:fldChar w:fldCharType="begin"/>
+            </w:r>
+            <w:r>
+              <w:rPr>
+                <w:noProof/>
+                <w:webHidden/>
+              </w:rPr>
+              <w:instrText xml:space="preserve"> PAGEREF _Toc227832807 \h </w:instrText>
+            </w:r>
+            <w:r>
+              <w:rPr>
+                <w:noProof/>
+                <w:webHidden/>
+              </w:rPr>
+            </w:r>
+            <w:r>
+              <w:rPr>
+                <w:noProof/>
+                <w:webHidden/>
+              </w:rPr>
+              <w:fldChar w:fldCharType="separate"/>
+            </w:r>
+            <w:r>
+              <w:rPr>
+                <w:noProof/>
+                <w:webHidden/>
+              </w:rPr>
+              <w:t>14</w:t>
+            </w:r>
+            <w:r>
+              <w:rPr>
+                <w:noProof/>
+                <w:webHidden/>
+              </w:rPr>
+              <w:fldChar w:fldCharType="end"/>
+            </w:r>
+          </w:hyperlink>
+        </w:p>
+        <w:p>
+          <w:r>
+            <w:rPr>
+              <w:b/>
+              <w:bCs/>
+            </w:rPr>
+            <w:fldChar w:fldCharType="end"/>
+          </w:r>
+        </w:p>
+      </w:sdtContent>
+    </w:sdt>
     <w:p>
       <w:pPr>
         <w:spacing w:before="0" w:after="160" w:line="278" w:lineRule="auto"/>
@@ -573,7 +1409,23 @@
     </w:p>
     <w:p>
       <w:r>
-        <w:t>A lojinha XingLing é uma loja física e online no centro da cidade de Amparo no interior do estado de São Paulo que vende produtos diversos importados da China, este trabalho visa documentar as Regras de Negócio, Requisitos funcionais e não funcionais, propor Wireframe para o protótipo de um sistema de comércio eletrônico</w:t>
+        <w:t xml:space="preserve">A lojinha </w:t>
+      </w:r>
+      <w:proofErr w:type="spellStart"/>
+      <w:r>
+        <w:t>XingLing</w:t>
+      </w:r>
+      <w:proofErr w:type="spellEnd"/>
+      <w:r>
+        <w:t xml:space="preserve"> é uma loja física e online no centro da cidade de Amparo no interior do estado de São Paulo que vende produtos diversos importados da China, este trabalho visa documentar as Regras de Negócio, Requisitos funcionais e não funcionais, propor </w:t>
+      </w:r>
+      <w:proofErr w:type="spellStart"/>
+      <w:r>
+        <w:t>Wireframe</w:t>
+      </w:r>
+      <w:proofErr w:type="spellEnd"/>
+      <w:r>
+        <w:t xml:space="preserve"> para o protótipo de um sistema de comércio eletrônico</w:t>
       </w:r>
       <w:r>
         <w:t>.</w:t>
@@ -599,7 +1451,21 @@
         <w:rPr>
           <w:color w:val="BFBFBF" w:themeColor="background1" w:themeShade="BF"/>
         </w:rPr>
-        <w:t>Temas e estilos também ajudam a manter seu documento coordenado. Quando você clica em Design e escolhe um novo tema, as imagens, gráficos e elementos gráficos SmartArt são alterados para corresponder ao novo tema. Quando você aplica estilos, os títulos são alterados para coincidir com o novo tema.</w:t>
+        <w:t xml:space="preserve">Temas e estilos também ajudam a manter seu documento coordenado. Quando você clica em Design e escolhe um novo tema, as imagens, gráficos e elementos gráficos </w:t>
+      </w:r>
+      <w:proofErr w:type="spellStart"/>
+      <w:r>
+        <w:rPr>
+          <w:color w:val="BFBFBF" w:themeColor="background1" w:themeShade="BF"/>
+        </w:rPr>
+        <w:t>SmartArt</w:t>
+      </w:r>
+      <w:proofErr w:type="spellEnd"/>
+      <w:r>
+        <w:rPr>
+          <w:color w:val="BFBFBF" w:themeColor="background1" w:themeShade="BF"/>
+        </w:rPr>
+        <w:t xml:space="preserve"> são alterados para corresponder ao novo tema. Quando você aplica estilos, os títulos são alterados para coincidir com o novo tema.</w:t>
       </w:r>
     </w:p>
     <w:p>
@@ -694,18 +1560,22 @@
           <w:numId w:val="2"/>
         </w:numPr>
       </w:pPr>
+      <w:bookmarkStart w:id="0" w:name="_Toc227832798"/>
       <w:r>
         <w:lastRenderedPageBreak/>
         <w:t>Regras de Negócio</w:t>
       </w:r>
+      <w:bookmarkEnd w:id="0"/>
     </w:p>
     <w:p>
       <w:pPr>
         <w:pStyle w:val="Ttulo2"/>
       </w:pPr>
+      <w:bookmarkStart w:id="1" w:name="_Toc227832799"/>
       <w:r>
         <w:t>Sistema de E-commerce (Comércio  Eletrônico)</w:t>
       </w:r>
+      <w:bookmarkEnd w:id="1"/>
     </w:p>
     <w:p>
       <w:pPr>
@@ -844,18 +1714,22 @@
           <w:numId w:val="2"/>
         </w:numPr>
       </w:pPr>
+      <w:bookmarkStart w:id="2" w:name="_Toc227832800"/>
       <w:r>
         <w:lastRenderedPageBreak/>
         <w:t>Requisitos Funcionais</w:t>
       </w:r>
+      <w:bookmarkEnd w:id="2"/>
     </w:p>
     <w:p>
       <w:pPr>
         <w:pStyle w:val="Ttulo2"/>
       </w:pPr>
+      <w:bookmarkStart w:id="3" w:name="_Toc227832801"/>
       <w:r>
         <w:t>Sistema de E-commerce (Comércio  Eletrônico)</w:t>
       </w:r>
+      <w:bookmarkEnd w:id="3"/>
     </w:p>
     <w:p>
       <w:pPr>
@@ -864,7 +1738,15 @@
         <w:jc w:val="left"/>
       </w:pPr>
       <w:r>
-        <w:t>[RF001] Fazer Login do cliente, informando o e-mail e senha, caso ainda não possua cadastro o usuário pode criar uma conta informando nome, e-mail, senha e endereço ou utilizando as credenciais fornecidas pelo Google (gmail).</w:t>
+        <w:t>[RF001] Fazer Login do cliente, informando o e-mail e senha, caso ainda não possua cadastro o usuário pode criar uma conta informando nome, e-mail, senha e endereço ou utilizando as credenciais fornecidas pelo Google (</w:t>
+      </w:r>
+      <w:proofErr w:type="spellStart"/>
+      <w:r>
+        <w:t>gmail</w:t>
+      </w:r>
+      <w:proofErr w:type="spellEnd"/>
+      <w:r>
+        <w:t>).</w:t>
       </w:r>
     </w:p>
     <w:p>
@@ -1225,22 +2107,42 @@
           <w:numId w:val="2"/>
         </w:numPr>
       </w:pPr>
+      <w:bookmarkStart w:id="4" w:name="_Toc227832802"/>
       <w:r>
         <w:lastRenderedPageBreak/>
         <w:t>REQUISITOS NÃO FUNCIONAIS</w:t>
       </w:r>
+      <w:bookmarkEnd w:id="4"/>
     </w:p>
     <w:p>
       <w:pPr>
         <w:pStyle w:val="Ttulo2"/>
       </w:pPr>
+      <w:bookmarkStart w:id="5" w:name="_Toc227832803"/>
       <w:r>
         <w:t>Sistema de E-commerce (Comércio  Eletrônico)</w:t>
       </w:r>
-    </w:p>
-    <w:p>
-      <w:r>
-        <w:t>[NF001] O sistema será instalado em ambiente de nuvem, contratados os serviços da AWS para o Back-end e Front-end e as lojas de aplicativos Play Store e Apple Store para o aplicativo.</w:t>
+      <w:bookmarkEnd w:id="5"/>
+    </w:p>
+    <w:p>
+      <w:r>
+        <w:t>[NF001] O sistema será instalado em ambiente de nuvem, contratados os serviços da AWS para o Back-</w:t>
+      </w:r>
+      <w:proofErr w:type="spellStart"/>
+      <w:r>
+        <w:t>end</w:t>
+      </w:r>
+      <w:proofErr w:type="spellEnd"/>
+      <w:r>
+        <w:t xml:space="preserve"> e Front-</w:t>
+      </w:r>
+      <w:proofErr w:type="spellStart"/>
+      <w:r>
+        <w:t>end</w:t>
+      </w:r>
+      <w:proofErr w:type="spellEnd"/>
+      <w:r>
+        <w:t xml:space="preserve"> e as lojas de aplicativos Play Store e Apple Store para o aplicativo.</w:t>
       </w:r>
     </w:p>
     <w:p>
@@ -1380,11 +2282,22 @@
     </w:p>
     <w:p>
       <w:r>
-        <w:t>[NF003] O banco de dados será relacional e baseado em SQL, podendo ser Maria DB, Postgre ou outro com menor custo.</w:t>
-      </w:r>
-    </w:p>
-    <w:p>
-      <w:r>
+        <w:t xml:space="preserve">[NF003] O banco de dados será relacional e baseado em SQL, podendo ser Maria DB, </w:t>
+      </w:r>
+      <w:proofErr w:type="spellStart"/>
+      <w:r>
+        <w:t>Postgre</w:t>
+      </w:r>
+      <w:proofErr w:type="spellEnd"/>
+      <w:r>
+        <w:t xml:space="preserve"> ou outro com menor custo.</w:t>
+      </w:r>
+    </w:p>
+    <w:p>
+      <w:r>
+        <w:rPr>
+          <w:noProof/>
+        </w:rPr>
         <w:drawing>
           <wp:inline distT="0" distB="0" distL="0" distR="0" wp14:anchorId="0C41A0A6" wp14:editId="229BEF21">
             <wp:extent cx="649605" cy="529133"/>
@@ -1425,6 +2338,9 @@
         <w:t xml:space="preserve"> </w:t>
       </w:r>
       <w:r>
+        <w:rPr>
+          <w:noProof/>
+        </w:rPr>
         <w:drawing>
           <wp:inline distT="0" distB="0" distL="0" distR="0" wp14:anchorId="22133838" wp14:editId="0CE5BE60">
             <wp:extent cx="506184" cy="508958"/>
@@ -1464,7 +2380,15 @@
     </w:p>
     <w:p>
       <w:r>
-        <w:t>[NF004] O Back-end com o framework Node.js ou o</w:t>
+        <w:t>[NF004] O Back-</w:t>
+      </w:r>
+      <w:proofErr w:type="spellStart"/>
+      <w:r>
+        <w:t>end</w:t>
+      </w:r>
+      <w:proofErr w:type="spellEnd"/>
+      <w:r>
+        <w:t xml:space="preserve"> com o framework Node.js ou o</w:t>
       </w:r>
       <w:r>
         <w:t>utras tecnologias atuais e de menor custo.</w:t>
@@ -1486,11 +2410,50 @@
         <w:rPr>
           <w:lang w:val="en-US"/>
         </w:rPr>
-        <w:t>ramework React, Next ou mais moderno</w:t>
-      </w:r>
-    </w:p>
-    <w:p>
-      <w:r>
+        <w:t xml:space="preserve">ramework React, Next </w:t>
+      </w:r>
+      <w:proofErr w:type="spellStart"/>
+      <w:r>
+        <w:rPr>
+          <w:lang w:val="en-US"/>
+        </w:rPr>
+        <w:t>ou</w:t>
+      </w:r>
+      <w:proofErr w:type="spellEnd"/>
+      <w:r>
+        <w:rPr>
+          <w:lang w:val="en-US"/>
+        </w:rPr>
+        <w:t xml:space="preserve"> </w:t>
+      </w:r>
+      <w:proofErr w:type="spellStart"/>
+      <w:r>
+        <w:rPr>
+          <w:lang w:val="en-US"/>
+        </w:rPr>
+        <w:t>mais</w:t>
+      </w:r>
+      <w:proofErr w:type="spellEnd"/>
+      <w:r>
+        <w:rPr>
+          <w:lang w:val="en-US"/>
+        </w:rPr>
+        <w:t xml:space="preserve"> </w:t>
+      </w:r>
+      <w:proofErr w:type="spellStart"/>
+      <w:r>
+        <w:rPr>
+          <w:lang w:val="en-US"/>
+        </w:rPr>
+        <w:t>moderno</w:t>
+      </w:r>
+      <w:proofErr w:type="spellEnd"/>
+    </w:p>
+    <w:p>
+      <w:r>
+        <w:rPr>
+          <w:noProof/>
+        </w:rPr>
         <w:drawing>
           <wp:inline distT="0" distB="0" distL="0" distR="0" wp14:anchorId="720F7821" wp14:editId="32FD8278">
             <wp:extent cx="332990" cy="348502"/>
@@ -1532,6 +2495,7 @@
       </w:r>
       <w:r>
         <w:rPr>
+          <w:noProof/>
           <w:lang w:val="en-US"/>
         </w:rPr>
         <w:drawing>
@@ -1576,11 +2540,22 @@
         <w:t xml:space="preserve">[NF006] O aplicativo será desenvolvido </w:t>
       </w:r>
       <w:r>
-        <w:t>com o framework Flutter devido ao fácil suporte.</w:t>
-      </w:r>
-    </w:p>
-    <w:p>
-      <w:r>
+        <w:t xml:space="preserve">com o framework </w:t>
+      </w:r>
+      <w:proofErr w:type="spellStart"/>
+      <w:r>
+        <w:t>Flutter</w:t>
+      </w:r>
+      <w:proofErr w:type="spellEnd"/>
+      <w:r>
+        <w:t xml:space="preserve"> devido ao fácil suporte.</w:t>
+      </w:r>
+    </w:p>
+    <w:p>
+      <w:r>
+        <w:rPr>
+          <w:noProof/>
+        </w:rPr>
         <w:drawing>
           <wp:inline distT="0" distB="0" distL="0" distR="0" wp14:anchorId="3CBD56A8" wp14:editId="39440129">
             <wp:extent cx="972541" cy="377838"/>
@@ -1621,6 +2596,9 @@
         <w:t xml:space="preserve"> </w:t>
       </w:r>
       <w:r>
+        <w:rPr>
+          <w:noProof/>
+        </w:rPr>
         <w:drawing>
           <wp:inline distT="0" distB="0" distL="0" distR="0" wp14:anchorId="64594111" wp14:editId="13ECB5D6">
             <wp:extent cx="509868" cy="617839"/>
@@ -1684,9 +2662,6 @@
       <w:r>
         <w:t xml:space="preserve"> com entregas após Sprints de duas semanas.</w:t>
       </w:r>
-      <w:r>
-        <w:br w:type="page"/>
-      </w:r>
     </w:p>
     <w:p>
       <w:pPr>
@@ -1696,18 +2671,272 @@
           <w:numId w:val="2"/>
         </w:numPr>
       </w:pPr>
+      <w:bookmarkStart w:id="6" w:name="_Toc227832804"/>
+      <w:r>
+        <w:lastRenderedPageBreak/>
+        <w:t>WIREFRAMES</w:t>
+      </w:r>
+      <w:bookmarkEnd w:id="6"/>
+    </w:p>
+    <w:p>
+      <w:r>
+        <w:t>Segue um esboço das telas dos sistemas Web e Mobile.</w:t>
+      </w:r>
+    </w:p>
+    <w:p>
+      <w:r>
+        <w:rPr>
+          <w:noProof/>
+        </w:rPr>
+        <w:drawing>
+          <wp:inline distT="0" distB="0" distL="0" distR="0" wp14:anchorId="0A8C386C" wp14:editId="78F6D109">
+            <wp:extent cx="3838427" cy="3266866"/>
+            <wp:effectExtent l="0" t="0" r="0" b="0"/>
+            <wp:docPr id="1987277654" name="Imagem 1"/>
+            <wp:cNvGraphicFramePr>
+              <a:graphicFrameLocks xmlns:a="http://schemas.openxmlformats.org/drawingml/2006/main" noChangeAspect="1"/>
+            </wp:cNvGraphicFramePr>
+            <a:graphic xmlns:a="http://schemas.openxmlformats.org/drawingml/2006/main">
+              <a:graphicData uri="http://schemas.openxmlformats.org/drawingml/2006/picture">
+                <pic:pic xmlns:pic="http://schemas.openxmlformats.org/drawingml/2006/picture">
+                  <pic:nvPicPr>
+                    <pic:cNvPr id="0" name="Picture 1"/>
+                    <pic:cNvPicPr>
+                      <a:picLocks noChangeAspect="1" noChangeArrowheads="1"/>
+                    </pic:cNvPicPr>
+                  </pic:nvPicPr>
+                  <pic:blipFill>
+                    <a:blip r:embed="rId24">
+                      <a:extLst>
+                        <a:ext uri="{28A0092B-C50C-407E-A947-70E740481C1C}">
+                          <a14:useLocalDpi xmlns:a14="http://schemas.microsoft.com/office/drawing/2010/main" val="0"/>
+                        </a:ext>
+                      </a:extLst>
+                    </a:blip>
+                    <a:srcRect/>
+                    <a:stretch>
+                      <a:fillRect/>
+                    </a:stretch>
+                  </pic:blipFill>
+                  <pic:spPr bwMode="auto">
+                    <a:xfrm>
+                      <a:off x="0" y="0"/>
+                      <a:ext cx="3845100" cy="3272546"/>
+                    </a:xfrm>
+                    <a:prstGeom prst="rect">
+                      <a:avLst/>
+                    </a:prstGeom>
+                    <a:noFill/>
+                    <a:ln>
+                      <a:noFill/>
+                    </a:ln>
+                  </pic:spPr>
+                </pic:pic>
+              </a:graphicData>
+            </a:graphic>
+          </wp:inline>
+        </w:drawing>
+      </w:r>
+    </w:p>
+    <w:p>
+      <w:pPr>
+        <w:spacing w:before="0" w:after="160" w:line="278" w:lineRule="auto"/>
+        <w:ind w:firstLine="0"/>
+        <w:jc w:val="left"/>
+      </w:pPr>
+      <w:r>
+        <w:rPr>
+          <w:noProof/>
+        </w:rPr>
+        <w:drawing>
+          <wp:inline distT="0" distB="0" distL="0" distR="0" wp14:anchorId="1641FC45" wp14:editId="45DD81C3">
+            <wp:extent cx="1776327" cy="3104869"/>
+            <wp:effectExtent l="0" t="0" r="0" b="635"/>
+            <wp:docPr id="1055517709" name="Imagem 3"/>
+            <wp:cNvGraphicFramePr>
+              <a:graphicFrameLocks xmlns:a="http://schemas.openxmlformats.org/drawingml/2006/main" noChangeAspect="1"/>
+            </wp:cNvGraphicFramePr>
+            <a:graphic xmlns:a="http://schemas.openxmlformats.org/drawingml/2006/main">
+              <a:graphicData uri="http://schemas.openxmlformats.org/drawingml/2006/picture">
+                <pic:pic xmlns:pic="http://schemas.openxmlformats.org/drawingml/2006/picture">
+                  <pic:nvPicPr>
+                    <pic:cNvPr id="0" name="Picture 3"/>
+                    <pic:cNvPicPr>
+                      <a:picLocks noChangeAspect="1" noChangeArrowheads="1"/>
+                    </pic:cNvPicPr>
+                  </pic:nvPicPr>
+                  <pic:blipFill>
+                    <a:blip r:embed="rId25">
+                      <a:extLst>
+                        <a:ext uri="{28A0092B-C50C-407E-A947-70E740481C1C}">
+                          <a14:useLocalDpi xmlns:a14="http://schemas.microsoft.com/office/drawing/2010/main" val="0"/>
+                        </a:ext>
+                      </a:extLst>
+                    </a:blip>
+                    <a:srcRect/>
+                    <a:stretch>
+                      <a:fillRect/>
+                    </a:stretch>
+                  </pic:blipFill>
+                  <pic:spPr bwMode="auto">
+                    <a:xfrm>
+                      <a:off x="0" y="0"/>
+                      <a:ext cx="1778768" cy="3109136"/>
+                    </a:xfrm>
+                    <a:prstGeom prst="rect">
+                      <a:avLst/>
+                    </a:prstGeom>
+                    <a:noFill/>
+                    <a:ln>
+                      <a:noFill/>
+                    </a:ln>
+                  </pic:spPr>
+                </pic:pic>
+              </a:graphicData>
+            </a:graphic>
+          </wp:inline>
+        </w:drawing>
+      </w:r>
+      <w:r>
+        <w:t xml:space="preserve"> </w:t>
+      </w:r>
+      <w:r>
+        <w:rPr>
+          <w:noProof/>
+        </w:rPr>
+        <w:drawing>
+          <wp:inline distT="0" distB="0" distL="0" distR="0" wp14:anchorId="0AFD3364" wp14:editId="2EA93947">
+            <wp:extent cx="1776327" cy="3104869"/>
+            <wp:effectExtent l="0" t="0" r="0" b="635"/>
+            <wp:docPr id="1354692986" name="Imagem 3"/>
+            <wp:cNvGraphicFramePr>
+              <a:graphicFrameLocks xmlns:a="http://schemas.openxmlformats.org/drawingml/2006/main" noChangeAspect="1"/>
+            </wp:cNvGraphicFramePr>
+            <a:graphic xmlns:a="http://schemas.openxmlformats.org/drawingml/2006/main">
+              <a:graphicData uri="http://schemas.openxmlformats.org/drawingml/2006/picture">
+                <pic:pic xmlns:pic="http://schemas.openxmlformats.org/drawingml/2006/picture">
+                  <pic:nvPicPr>
+                    <pic:cNvPr id="0" name="Picture 3"/>
+                    <pic:cNvPicPr>
+                      <a:picLocks noChangeAspect="1" noChangeArrowheads="1"/>
+                    </pic:cNvPicPr>
+                  </pic:nvPicPr>
+                  <pic:blipFill>
+                    <a:blip r:embed="rId25">
+                      <a:extLst>
+                        <a:ext uri="{28A0092B-C50C-407E-A947-70E740481C1C}">
+                          <a14:useLocalDpi xmlns:a14="http://schemas.microsoft.com/office/drawing/2010/main" val="0"/>
+                        </a:ext>
+                      </a:extLst>
+                    </a:blip>
+                    <a:srcRect/>
+                    <a:stretch>
+                      <a:fillRect/>
+                    </a:stretch>
+                  </pic:blipFill>
+                  <pic:spPr bwMode="auto">
+                    <a:xfrm>
+                      <a:off x="0" y="0"/>
+                      <a:ext cx="1778768" cy="3109136"/>
+                    </a:xfrm>
+                    <a:prstGeom prst="rect">
+                      <a:avLst/>
+                    </a:prstGeom>
+                    <a:noFill/>
+                    <a:ln>
+                      <a:noFill/>
+                    </a:ln>
+                  </pic:spPr>
+                </pic:pic>
+              </a:graphicData>
+            </a:graphic>
+          </wp:inline>
+        </w:drawing>
+      </w:r>
+      <w:r>
+        <w:t xml:space="preserve"> </w:t>
+      </w:r>
+      <w:r>
+        <w:rPr>
+          <w:noProof/>
+        </w:rPr>
+        <w:drawing>
+          <wp:inline distT="0" distB="0" distL="0" distR="0" wp14:anchorId="638AB7BC" wp14:editId="5BB78901">
+            <wp:extent cx="1776327" cy="3104869"/>
+            <wp:effectExtent l="0" t="0" r="0" b="635"/>
+            <wp:docPr id="1212588000" name="Imagem 3"/>
+            <wp:cNvGraphicFramePr>
+              <a:graphicFrameLocks xmlns:a="http://schemas.openxmlformats.org/drawingml/2006/main" noChangeAspect="1"/>
+            </wp:cNvGraphicFramePr>
+            <a:graphic xmlns:a="http://schemas.openxmlformats.org/drawingml/2006/main">
+              <a:graphicData uri="http://schemas.openxmlformats.org/drawingml/2006/picture">
+                <pic:pic xmlns:pic="http://schemas.openxmlformats.org/drawingml/2006/picture">
+                  <pic:nvPicPr>
+                    <pic:cNvPr id="0" name="Picture 3"/>
+                    <pic:cNvPicPr>
+                      <a:picLocks noChangeAspect="1" noChangeArrowheads="1"/>
+                    </pic:cNvPicPr>
+                  </pic:nvPicPr>
+                  <pic:blipFill>
+                    <a:blip r:embed="rId25">
+                      <a:extLst>
+                        <a:ext uri="{28A0092B-C50C-407E-A947-70E740481C1C}">
+                          <a14:useLocalDpi xmlns:a14="http://schemas.microsoft.com/office/drawing/2010/main" val="0"/>
+                        </a:ext>
+                      </a:extLst>
+                    </a:blip>
+                    <a:srcRect/>
+                    <a:stretch>
+                      <a:fillRect/>
+                    </a:stretch>
+                  </pic:blipFill>
+                  <pic:spPr bwMode="auto">
+                    <a:xfrm>
+                      <a:off x="0" y="0"/>
+                      <a:ext cx="1778768" cy="3109136"/>
+                    </a:xfrm>
+                    <a:prstGeom prst="rect">
+                      <a:avLst/>
+                    </a:prstGeom>
+                    <a:noFill/>
+                    <a:ln>
+                      <a:noFill/>
+                    </a:ln>
+                  </pic:spPr>
+                </pic:pic>
+              </a:graphicData>
+            </a:graphic>
+          </wp:inline>
+        </w:drawing>
+      </w:r>
+      <w:r>
+        <w:br w:type="page"/>
+      </w:r>
+    </w:p>
+    <w:p>
+      <w:pPr>
+        <w:pStyle w:val="Ttulo1"/>
+        <w:numPr>
+          <w:ilvl w:val="0"/>
+          <w:numId w:val="2"/>
+        </w:numPr>
+      </w:pPr>
+      <w:bookmarkStart w:id="7" w:name="_Toc227832805"/>
       <w:r>
         <w:lastRenderedPageBreak/>
         <w:t>ORÇAMENTO</w:t>
       </w:r>
+      <w:bookmarkEnd w:id="7"/>
     </w:p>
     <w:p>
       <w:pPr>
         <w:pStyle w:val="Ttulo2"/>
       </w:pPr>
+      <w:bookmarkStart w:id="8" w:name="_Toc227832806"/>
       <w:r>
         <w:t>Sistema de E-commerce (Comércio  Eletrônico)</w:t>
       </w:r>
+      <w:bookmarkEnd w:id="8"/>
     </w:p>
     <w:p>
       <w:pPr>
@@ -1863,7 +3092,15 @@
               <w:jc w:val="left"/>
             </w:pPr>
             <w:r>
-              <w:t>Desenvolvimento da API (Back-end) e Banco de dados</w:t>
+              <w:t>Desenvolvimento da API (Back-</w:t>
+            </w:r>
+            <w:proofErr w:type="spellStart"/>
+            <w:r>
+              <w:t>end</w:t>
+            </w:r>
+            <w:proofErr w:type="spellEnd"/>
+            <w:r>
+              <w:t>) e Banco de dados</w:t>
             </w:r>
           </w:p>
         </w:tc>
@@ -1879,8 +3116,13 @@
               <w:cnfStyle w:val="000000100000" w:firstRow="0" w:lastRow="0" w:firstColumn="0" w:lastColumn="0" w:oddVBand="0" w:evenVBand="0" w:oddHBand="1" w:evenHBand="0" w:firstRowFirstColumn="0" w:firstRowLastColumn="0" w:lastRowFirstColumn="0" w:lastRowLastColumn="0"/>
             </w:pPr>
             <w:r>
-              <w:t>Programador Back-end</w:t>
-            </w:r>
+              <w:t>Programador Back-</w:t>
+            </w:r>
+            <w:proofErr w:type="spellStart"/>
+            <w:r>
+              <w:t>end</w:t>
+            </w:r>
+            <w:proofErr w:type="spellEnd"/>
           </w:p>
         </w:tc>
         <w:tc>
@@ -1945,7 +3187,15 @@
               <w:jc w:val="left"/>
             </w:pPr>
             <w:r>
-              <w:t>Desenvolvimento do Site WEB (Front-end)</w:t>
+              <w:t>Desenvolvimento do Site WEB (Front-</w:t>
+            </w:r>
+            <w:proofErr w:type="spellStart"/>
+            <w:r>
+              <w:t>end</w:t>
+            </w:r>
+            <w:proofErr w:type="spellEnd"/>
+            <w:r>
+              <w:t>)</w:t>
             </w:r>
           </w:p>
         </w:tc>
@@ -1961,8 +3211,13 @@
               <w:cnfStyle w:val="000000000000" w:firstRow="0" w:lastRow="0" w:firstColumn="0" w:lastColumn="0" w:oddVBand="0" w:evenVBand="0" w:oddHBand="0" w:evenHBand="0" w:firstRowFirstColumn="0" w:firstRowLastColumn="0" w:lastRowFirstColumn="0" w:lastRowLastColumn="0"/>
             </w:pPr>
             <w:r>
-              <w:t>Programador Back-end</w:t>
-            </w:r>
+              <w:t>Programador Back-</w:t>
+            </w:r>
+            <w:proofErr w:type="spellStart"/>
+            <w:r>
+              <w:t>end</w:t>
+            </w:r>
+            <w:proofErr w:type="spellEnd"/>
           </w:p>
         </w:tc>
         <w:tc>
@@ -2511,10 +3766,12 @@
           <w:numId w:val="2"/>
         </w:numPr>
       </w:pPr>
+      <w:bookmarkStart w:id="9" w:name="_Toc227832807"/>
       <w:r>
         <w:lastRenderedPageBreak/>
         <w:t>ENTREGAS</w:t>
       </w:r>
+      <w:bookmarkEnd w:id="9"/>
     </w:p>
     <w:p>
       <w:r>
@@ -2653,8 +3910,8 @@
       </w:pPr>
     </w:p>
     <w:sectPr>
-      <w:headerReference w:type="default" r:id="rId24"/>
-      <w:footerReference w:type="default" r:id="rId25"/>
+      <w:headerReference w:type="default" r:id="rId26"/>
+      <w:footerReference w:type="default" r:id="rId27"/>
       <w:pgSz w:w="11906" w:h="16838"/>
       <w:pgMar w:top="1701" w:right="1134" w:bottom="1134" w:left="1701" w:header="709" w:footer="709" w:gutter="0"/>
       <w:pgNumType w:start="4"/>
@@ -4070,6 +5327,7 @@
   <w:style w:type="character" w:default="1" w:styleId="Fontepargpadro">
     <w:name w:val="Default Paragraph Font"/>
     <w:uiPriority w:val="1"/>
+    <w:semiHidden/>
     <w:unhideWhenUsed/>
   </w:style>
   <w:style w:type="table" w:default="1" w:styleId="Tabelanormal">
@@ -4582,6 +5840,65 @@
       </w:tcPr>
     </w:tblStylePr>
   </w:style>
+  <w:style w:type="paragraph" w:styleId="CabealhodoSumrio">
+    <w:name w:val="TOC Heading"/>
+    <w:basedOn w:val="Ttulo1"/>
+    <w:next w:val="Normal"/>
+    <w:uiPriority w:val="39"/>
+    <w:unhideWhenUsed/>
+    <w:qFormat/>
+    <w:rsid w:val="00843452"/>
+    <w:pPr>
+      <w:spacing w:after="0" w:line="259" w:lineRule="auto"/>
+      <w:outlineLvl w:val="9"/>
+    </w:pPr>
+    <w:rPr>
+      <w:rFonts w:asciiTheme="majorHAnsi" w:hAnsiTheme="majorHAnsi"/>
+      <w:caps w:val="0"/>
+      <w:color w:val="0F4761" w:themeColor="accent1" w:themeShade="BF"/>
+      <w:kern w:val="0"/>
+      <w:sz w:val="32"/>
+      <w:szCs w:val="32"/>
+      <w:lang w:eastAsia="pt-BR"/>
+      <w14:ligatures w14:val="none"/>
+    </w:rPr>
+  </w:style>
+  <w:style w:type="paragraph" w:styleId="Sumrio1">
+    <w:name w:val="toc 1"/>
+    <w:basedOn w:val="Normal"/>
+    <w:next w:val="Normal"/>
+    <w:autoRedefine/>
+    <w:uiPriority w:val="39"/>
+    <w:unhideWhenUsed/>
+    <w:rsid w:val="00843452"/>
+    <w:pPr>
+      <w:spacing w:after="100"/>
+    </w:pPr>
+  </w:style>
+  <w:style w:type="paragraph" w:styleId="Sumrio2">
+    <w:name w:val="toc 2"/>
+    <w:basedOn w:val="Normal"/>
+    <w:next w:val="Normal"/>
+    <w:autoRedefine/>
+    <w:uiPriority w:val="39"/>
+    <w:unhideWhenUsed/>
+    <w:rsid w:val="00843452"/>
+    <w:pPr>
+      <w:spacing w:after="100"/>
+      <w:ind w:left="240"/>
+    </w:pPr>
+  </w:style>
+  <w:style w:type="character" w:styleId="Hyperlink">
+    <w:name w:val="Hyperlink"/>
+    <w:basedOn w:val="Fontepargpadro"/>
+    <w:uiPriority w:val="99"/>
+    <w:unhideWhenUsed/>
+    <w:rsid w:val="00843452"/>
+    <w:rPr>
+      <w:color w:val="467886" w:themeColor="hyperlink"/>
+      <w:u w:val="single"/>
+    </w:rPr>
+  </w:style>
 </w:styles>
 </file>
 
